--- a/docs/evals/samples/tailored-cv-sample.docx
+++ b/docs/evals/samples/tailored-cv-sample.docx
@@ -131,7 +131,7 @@
       </w:r>
     </w:p>
     <w:sectPr>
-      <w:pgMar w:top="1134" w:right="1134" w:bottom="1134" w:left="1134"/>
+      <w:pgMar w:top="1134" w:right="1134" w:bottom="1134" w:left="1134" w:header="720" w:footer="720" w:gutter="0"/>
     </w:sectPr>
   </w:body>
 </w:document>
